--- a/result/智检云盾商业计划书（政策与盈利修订版）.docx
+++ b/result/智检云盾商业计划书（政策与盈利修订版）.docx
@@ -645,6 +645,29 @@
           <w:rFonts w:hint="eastAsia" w:ascii="宋体" w:hAnsi="宋体" w:eastAsia="宋体"/>
         </w:rPr>
         <w:t xml:space="preserve">为避免“技术有了、场景不清”的问题，首期项目把交付对象、使用对象和数据边界明确区分：质量部门负责定义缺陷类别和复检标准，信息化部门负责本地节点部署，数据持有方只对本方数据负责，平台只处理经协议确认的任务特征与模型更新。模型输出不是对单件产品的最终质量判定，而是给出缺陷类别、置信度、图片编号和人工复核建议。这样既能进入现有质量流程，也能避免模型结果越权替代企业检验标准。</w:t>
+      </w:r>
+    </w:p>
+    <w:p>
+      <w:pPr>
+        <w:pStyle w:val="BodyText"/>
+      </w:pPr>
+      <w:r>
+        <w:rPr>
+          <w:rFonts w:hint="eastAsia" w:ascii="宋体" w:hAnsi="宋体" w:eastAsia="宋体"/>
+        </w:rPr>
+        <w:t xml:space="preserve">零部件厂、检测机构与平台在首期场景中的本地保留内容、协同范围和责任边界如表</w:t>
+      </w:r>
+      <w:r>
+        <w:rPr>
+          <w:rFonts w:ascii="宋体" w:hAnsi="宋体" w:eastAsia="宋体"/>
+        </w:rPr>
+        <w:t xml:space="preserve"> 2.1 </w:t>
+      </w:r>
+      <w:r>
+        <w:rPr>
+          <w:rFonts w:hint="eastAsia" w:ascii="宋体" w:hAnsi="宋体" w:eastAsia="宋体"/>
+        </w:rPr>
+        <w:t xml:space="preserve">所示。</w:t>
       </w:r>
     </w:p>
     <w:p>
@@ -1112,6 +1135,29 @@
           <w:rFonts w:hint="eastAsia" w:ascii="宋体" w:hAnsi="宋体" w:eastAsia="宋体"/>
         </w:rPr>
         <w:t xml:space="preserve">视为一套“可沉淀的场景包”而不是一次性演示。场景包至少包含缺陷类别字典、样本质量检查规则、训练参数版本、验收集划分原则、异常处理流程和复检反馈口径。不同工厂可以保留各自工艺与数据管理方式，但在参与协同前应对“什么算划伤、什么算裂纹、谁负责复核、复核结果如何回写”形成一致约定。这样做的价值不只在于提升一次模型训练的可用性，也在于避免后续客户接入时反复从零定义数据规则。对于样本不足、标注分歧较大或现场网络条件不具备的客户，平台应先输出差距清单和整改建议，而非承诺立即上线；这既保护客户数据边界，也保护团队的交付信誉。</w:t>
+      </w:r>
+    </w:p>
+    <w:p>
+      <w:pPr>
+        <w:pStyle w:val="BodyText"/>
+      </w:pPr>
+      <w:r>
+        <w:rPr>
+          <w:rFonts w:hint="eastAsia" w:ascii="宋体" w:hAnsi="宋体" w:eastAsia="宋体"/>
+        </w:rPr>
+        <w:t xml:space="preserve">从需求确认到本地部署与人工复检的首期交付流程如图</w:t>
+      </w:r>
+      <w:r>
+        <w:rPr>
+          <w:rFonts w:ascii="宋体" w:hAnsi="宋体" w:eastAsia="宋体"/>
+        </w:rPr>
+        <w:t xml:space="preserve"> 3.1 </w:t>
+      </w:r>
+      <w:r>
+        <w:rPr>
+          <w:rFonts w:hint="eastAsia" w:ascii="宋体" w:hAnsi="宋体" w:eastAsia="宋体"/>
+        </w:rPr>
+        <w:t xml:space="preserve">所示。</w:t>
       </w:r>
     </w:p>
     <w:p>
@@ -1427,6 +1473,29 @@
         <w:rPr>
           <w:rFonts w:hint="eastAsia" w:ascii="宋体" w:hAnsi="宋体" w:eastAsia="宋体"/>
         </w:rPr>
+        <w:t xml:space="preserve">不同客户角色的关注点、项目价值和首期可验证指标如表</w:t>
+      </w:r>
+      <w:r>
+        <w:rPr>
+          <w:rFonts w:ascii="宋体" w:hAnsi="宋体" w:eastAsia="宋体"/>
+        </w:rPr>
+        <w:t xml:space="preserve"> 4.1 </w:t>
+      </w:r>
+      <w:r>
+        <w:rPr>
+          <w:rFonts w:hint="eastAsia" w:ascii="宋体" w:hAnsi="宋体" w:eastAsia="宋体"/>
+        </w:rPr>
+        <w:t xml:space="preserve">所示。</w:t>
+      </w:r>
+    </w:p>
+    <w:p>
+      <w:pPr>
+        <w:pStyle w:val="BodyText"/>
+      </w:pPr>
+      <w:r>
+        <w:rPr>
+          <w:rFonts w:hint="eastAsia" w:ascii="宋体" w:hAnsi="宋体" w:eastAsia="宋体"/>
+        </w:rPr>
         <w:t xml:space="preserve">表</w:t>
       </w:r>
       <w:r>
@@ -1879,6 +1948,29 @@
         <w:rPr>
           <w:rFonts w:hint="eastAsia" w:ascii="宋体" w:hAnsi="宋体" w:eastAsia="宋体"/>
         </w:rPr>
+        <w:t xml:space="preserve">项目与单厂机器视觉、工业互联网平台和通用隐私计算服务的定位差异如表</w:t>
+      </w:r>
+      <w:r>
+        <w:rPr>
+          <w:rFonts w:ascii="宋体" w:hAnsi="宋体" w:eastAsia="宋体"/>
+        </w:rPr>
+        <w:t xml:space="preserve"> 4.2 </w:t>
+      </w:r>
+      <w:r>
+        <w:rPr>
+          <w:rFonts w:hint="eastAsia" w:ascii="宋体" w:hAnsi="宋体" w:eastAsia="宋体"/>
+        </w:rPr>
+        <w:t xml:space="preserve">所示。</w:t>
+      </w:r>
+    </w:p>
+    <w:p>
+      <w:pPr>
+        <w:pStyle w:val="BodyText"/>
+      </w:pPr>
+      <w:r>
+        <w:rPr>
+          <w:rFonts w:hint="eastAsia" w:ascii="宋体" w:hAnsi="宋体" w:eastAsia="宋体"/>
+        </w:rPr>
         <w:t xml:space="preserve">表</w:t>
       </w:r>
       <w:r>
@@ -2285,6 +2377,29 @@
           <w:rFonts w:hint="eastAsia" w:ascii="宋体" w:hAnsi="宋体" w:eastAsia="宋体"/>
         </w:rPr>
         <w:t xml:space="preserve">接口或第三方安全测评，须另行报价。</w:t>
+      </w:r>
+    </w:p>
+    <w:p>
+      <w:pPr>
+        <w:pStyle w:val="BodyText"/>
+      </w:pPr>
+      <w:r>
+        <w:rPr>
+          <w:rFonts w:hint="eastAsia" w:ascii="宋体" w:hAnsi="宋体" w:eastAsia="宋体"/>
+        </w:rPr>
+        <w:t xml:space="preserve">各类服务的报价、直接成本、成本构成和交付边界如表</w:t>
+      </w:r>
+      <w:r>
+        <w:rPr>
+          <w:rFonts w:ascii="宋体" w:hAnsi="宋体" w:eastAsia="宋体"/>
+        </w:rPr>
+        <w:t xml:space="preserve"> 5.1 </w:t>
+      </w:r>
+      <w:r>
+        <w:rPr>
+          <w:rFonts w:hint="eastAsia" w:ascii="宋体" w:hAnsi="宋体" w:eastAsia="宋体"/>
+        </w:rPr>
+        <w:t xml:space="preserve">所示。</w:t>
       </w:r>
     </w:p>
     <w:p>
@@ -3259,6 +3374,52 @@
         <w:t xml:space="preserve">团队当前已明确两名核心成员。李旭杰负责项目总体推进与算法路线，胡思佳负责工业场景梳理与产品运营。两人均应在答辩和后续材料中以实际完成的任务、实验记录与调研成果说明贡献，不虚构未发生的企业经历、技术成果或客户资源。</w:t>
       </w:r>
     </w:p>
+    <w:p>
+      <w:pPr>
+        <w:pStyle w:val="BodyText"/>
+      </w:pPr>
+      <w:r>
+        <w:rPr>
+          <w:rFonts w:hint="eastAsia" w:ascii="宋体" w:hAnsi="宋体" w:eastAsia="宋体"/>
+        </w:rPr>
+        <w:t xml:space="preserve">团队成员的职责分工、近期交付物及协作边界如表</w:t>
+      </w:r>
+      <w:r>
+        <w:rPr>
+          <w:rFonts w:ascii="宋体" w:hAnsi="宋体" w:eastAsia="宋体"/>
+        </w:rPr>
+        <w:t xml:space="preserve"> 6.1 </w:t>
+      </w:r>
+      <w:r>
+        <w:rPr>
+          <w:rFonts w:hint="eastAsia" w:ascii="宋体" w:hAnsi="宋体" w:eastAsia="宋体"/>
+        </w:rPr>
+        <w:t xml:space="preserve">所示。</w:t>
+      </w:r>
+    </w:p>
+    <w:p>
+      <w:pPr>
+        <w:pStyle w:val="BodyText"/>
+      </w:pPr>
+      <w:r>
+        <w:rPr>
+          <w:rFonts w:hint="eastAsia" w:ascii="宋体" w:hAnsi="宋体" w:eastAsia="宋体"/>
+        </w:rPr>
+        <w:t xml:space="preserve">表</w:t>
+      </w:r>
+      <w:r>
+        <w:rPr>
+          <w:rFonts w:ascii="宋体" w:hAnsi="宋体" w:eastAsia="宋体"/>
+        </w:rPr>
+        <w:t xml:space="preserve"> 6.1 </w:t>
+      </w:r>
+      <w:r>
+        <w:rPr>
+          <w:rFonts w:hint="eastAsia" w:ascii="宋体" w:hAnsi="宋体" w:eastAsia="宋体"/>
+        </w:rPr>
+        <w:t xml:space="preserve">团队成员职责与近期交付物</w:t>
+      </w:r>
+    </w:p>
     <w:tbl>
       <w:tblPr>
         <w:tblStyle w:val="Table"/>
@@ -3755,6 +3916,29 @@
     <w:p>
       <w:pPr>
         <w:pStyle w:val="FirstParagraph"/>
+      </w:pPr>
+      <w:r>
+        <w:rPr>
+          <w:rFonts w:hint="eastAsia" w:ascii="宋体" w:hAnsi="宋体" w:eastAsia="宋体"/>
+        </w:rPr>
+        <w:t xml:space="preserve">收入项目的单价、客户服务数量及三年收入预测如表</w:t>
+      </w:r>
+      <w:r>
+        <w:rPr>
+          <w:rFonts w:ascii="宋体" w:hAnsi="宋体" w:eastAsia="宋体"/>
+        </w:rPr>
+        <w:t xml:space="preserve"> 7.1 </w:t>
+      </w:r>
+      <w:r>
+        <w:rPr>
+          <w:rFonts w:hint="eastAsia" w:ascii="宋体" w:hAnsi="宋体" w:eastAsia="宋体"/>
+        </w:rPr>
+        <w:t xml:space="preserve">所示。</w:t>
+      </w:r>
+    </w:p>
+    <w:p>
+      <w:pPr>
+        <w:pStyle w:val="BodyText"/>
       </w:pPr>
       <w:r>
         <w:rPr>
@@ -4401,6 +4585,41 @@
           <w:rFonts w:hint="eastAsia" w:ascii="宋体" w:hAnsi="宋体" w:eastAsia="宋体"/>
         </w:rPr>
         <w:t xml:space="preserve">转部署率、续费率或验收周期低于假设，应立即下调次年销售目标。</w:t>
+      </w:r>
+    </w:p>
+    <w:p>
+      <w:pPr>
+        <w:pStyle w:val="BodyText"/>
+      </w:pPr>
+      <w:r>
+        <w:rPr>
+          <w:rFonts w:hint="eastAsia" w:ascii="宋体" w:hAnsi="宋体" w:eastAsia="宋体"/>
+        </w:rPr>
+        <w:t xml:space="preserve">付费</w:t>
+      </w:r>
+      <w:r>
+        <w:rPr>
+          <w:rFonts w:ascii="宋体" w:hAnsi="宋体" w:eastAsia="宋体"/>
+        </w:rPr>
+        <w:t xml:space="preserve"> </w:t>
+      </w:r>
+      <w:r>
+        <w:rPr>
+          <w:rFonts w:hint="eastAsia" w:ascii="宋体" w:hAnsi="宋体" w:eastAsia="宋体"/>
+        </w:rPr>
+        <w:t xml:space="preserve">POC、标准部署和订阅节点的三年数量安排如图</w:t>
+      </w:r>
+      <w:r>
+        <w:rPr>
+          <w:rFonts w:ascii="宋体" w:hAnsi="宋体" w:eastAsia="宋体"/>
+        </w:rPr>
+        <w:t xml:space="preserve"> 7.1 </w:t>
+      </w:r>
+      <w:r>
+        <w:rPr>
+          <w:rFonts w:hint="eastAsia" w:ascii="宋体" w:hAnsi="宋体" w:eastAsia="宋体"/>
+        </w:rPr>
+        <w:t xml:space="preserve">所示。</w:t>
       </w:r>
     </w:p>
     <w:p>
@@ -4480,6 +4699,29 @@
     <w:p>
       <w:pPr>
         <w:pStyle w:val="BodyText"/>
+      </w:pPr>
+      <w:r>
+        <w:rPr>
+          <w:rFonts w:hint="eastAsia" w:ascii="宋体" w:hAnsi="宋体" w:eastAsia="宋体"/>
+        </w:rPr>
+        <w:t xml:space="preserve">各类服务收入在未来三年的构成变化如图</w:t>
+      </w:r>
+      <w:r>
+        <w:rPr>
+          <w:rFonts w:ascii="宋体" w:hAnsi="宋体" w:eastAsia="宋体"/>
+        </w:rPr>
+        <w:t xml:space="preserve"> 7.2 </w:t>
+      </w:r>
+      <w:r>
+        <w:rPr>
+          <w:rFonts w:hint="eastAsia" w:ascii="宋体" w:hAnsi="宋体" w:eastAsia="宋体"/>
+        </w:rPr>
+        <w:t xml:space="preserve">所示。</w:t>
+      </w:r>
+    </w:p>
+    <w:p>
+      <w:pPr>
+        <w:pStyle w:val="BodyText"/>
         <w:jc w:val="center"/>
       </w:pPr>
       <w:r>
@@ -4578,6 +4820,29 @@
         <w:rPr>
           <w:rFonts w:hint="eastAsia" w:ascii="宋体" w:hAnsi="宋体" w:eastAsia="宋体"/>
         </w:rPr>
+        <w:t xml:space="preserve">营业收入、直接交付成本、期间费用和税前经营性利润的预测如表</w:t>
+      </w:r>
+      <w:r>
+        <w:rPr>
+          <w:rFonts w:ascii="宋体" w:hAnsi="宋体" w:eastAsia="宋体"/>
+        </w:rPr>
+        <w:t xml:space="preserve"> 7.2 </w:t>
+      </w:r>
+      <w:r>
+        <w:rPr>
+          <w:rFonts w:hint="eastAsia" w:ascii="宋体" w:hAnsi="宋体" w:eastAsia="宋体"/>
+        </w:rPr>
+        <w:t xml:space="preserve">所示。</w:t>
+      </w:r>
+    </w:p>
+    <w:p>
+      <w:pPr>
+        <w:pStyle w:val="BodyText"/>
+      </w:pPr>
+      <w:r>
+        <w:rPr>
+          <w:rFonts w:hint="eastAsia" w:ascii="宋体" w:hAnsi="宋体" w:eastAsia="宋体"/>
+        </w:rPr>
         <w:t xml:space="preserve">表</w:t>
       </w:r>
       <w:r>
@@ -5326,6 +5591,29 @@
           <w:rFonts w:hint="eastAsia" w:ascii="宋体" w:hAnsi="宋体" w:eastAsia="宋体"/>
         </w:rPr>
         <w:t xml:space="preserve">的实际工时、差旅、算力、接口适配与售后工单录入成本台账。</w:t>
+      </w:r>
+    </w:p>
+    <w:p>
+      <w:pPr>
+        <w:pStyle w:val="BodyText"/>
+      </w:pPr>
+      <w:r>
+        <w:rPr>
+          <w:rFonts w:hint="eastAsia" w:ascii="宋体" w:hAnsi="宋体" w:eastAsia="宋体"/>
+        </w:rPr>
+        <w:t xml:space="preserve">项目营业收入与税前经营性利润的预测趋势如图</w:t>
+      </w:r>
+      <w:r>
+        <w:rPr>
+          <w:rFonts w:ascii="宋体" w:hAnsi="宋体" w:eastAsia="宋体"/>
+        </w:rPr>
+        <w:t xml:space="preserve"> 7.3 </w:t>
+      </w:r>
+      <w:r>
+        <w:rPr>
+          <w:rFonts w:hint="eastAsia" w:ascii="宋体" w:hAnsi="宋体" w:eastAsia="宋体"/>
+        </w:rPr>
+        <w:t xml:space="preserve">所示。</w:t>
       </w:r>
     </w:p>
     <w:p>
@@ -5507,6 +5795,29 @@
     <w:p>
       <w:pPr>
         <w:pStyle w:val="BodyText"/>
+      </w:pPr>
+      <w:r>
+        <w:rPr>
+          <w:rFonts w:hint="eastAsia" w:ascii="宋体" w:hAnsi="宋体" w:eastAsia="宋体"/>
+        </w:rPr>
+        <w:t xml:space="preserve">首年轻资产经营预算、现金安全垫及资金使用纪律如图</w:t>
+      </w:r>
+      <w:r>
+        <w:rPr>
+          <w:rFonts w:ascii="宋体" w:hAnsi="宋体" w:eastAsia="宋体"/>
+        </w:rPr>
+        <w:t xml:space="preserve"> 7.4 </w:t>
+      </w:r>
+      <w:r>
+        <w:rPr>
+          <w:rFonts w:hint="eastAsia" w:ascii="宋体" w:hAnsi="宋体" w:eastAsia="宋体"/>
+        </w:rPr>
+        <w:t xml:space="preserve">所示。</w:t>
+      </w:r>
+    </w:p>
+    <w:p>
+      <w:pPr>
+        <w:pStyle w:val="BodyText"/>
         <w:jc w:val="center"/>
       </w:pPr>
       <w:r>
@@ -5839,6 +6150,29 @@
         <w:rPr>
           <w:rFonts w:hint="eastAsia" w:ascii="宋体" w:hAnsi="宋体" w:eastAsia="宋体"/>
         </w:rPr>
+        <w:t xml:space="preserve">项目在质量责任、数据合规、算法、回款、主体和人员方面的风险与规避措施如表</w:t>
+      </w:r>
+      <w:r>
+        <w:rPr>
+          <w:rFonts w:ascii="宋体" w:hAnsi="宋体" w:eastAsia="宋体"/>
+        </w:rPr>
+        <w:t xml:space="preserve"> 9.1 </w:t>
+      </w:r>
+      <w:r>
+        <w:rPr>
+          <w:rFonts w:hint="eastAsia" w:ascii="宋体" w:hAnsi="宋体" w:eastAsia="宋体"/>
+        </w:rPr>
+        <w:t xml:space="preserve">所示。</w:t>
+      </w:r>
+    </w:p>
+    <w:p>
+      <w:pPr>
+        <w:pStyle w:val="BodyText"/>
+      </w:pPr>
+      <w:r>
+        <w:rPr>
+          <w:rFonts w:hint="eastAsia" w:ascii="宋体" w:hAnsi="宋体" w:eastAsia="宋体"/>
+        </w:rPr>
         <w:t xml:space="preserve">表</w:t>
       </w:r>
       <w:r>
@@ -6397,282 +6731,6 @@
     </w:p>
     <w:bookmarkEnd w:id="57"/>
     <w:bookmarkEnd w:id="58"/>
-    <w:bookmarkStart w:id="61" w:name="十一政策数据来源与提交前核验"/>
-    <w:p>
-      <w:pPr>
-        <w:pStyle w:val="Heading1"/>
-      </w:pPr>
-      <w:r>
-        <w:rPr>
-          <w:rFonts w:hint="eastAsia" w:ascii="宋体" w:hAnsi="宋体" w:eastAsia="宋体"/>
-        </w:rPr>
-        <w:t xml:space="preserve">十一、政策、数据来源与提交前核验</w:t>
-      </w:r>
-    </w:p>
-    <w:bookmarkStart w:id="59" w:name="Xfe9a0ee0e84088f61ffdd5223893ac66584214a"/>
-    <w:p>
-      <w:pPr>
-        <w:pStyle w:val="Heading2"/>
-      </w:pPr>
-      <w:r>
-        <w:rPr>
-          <w:rFonts w:ascii="宋体" w:hAnsi="宋体" w:eastAsia="宋体"/>
-        </w:rPr>
-        <w:t xml:space="preserve">1. </w:t>
-      </w:r>
-      <w:r>
-        <w:rPr>
-          <w:rFonts w:hint="eastAsia" w:ascii="宋体" w:hAnsi="宋体" w:eastAsia="宋体"/>
-        </w:rPr>
-        <w:t xml:space="preserve">本计划书引用的公开依据</w:t>
-      </w:r>
-    </w:p>
-    <w:p>
-      <w:pPr>
-        <w:pStyle w:val="Compact"/>
-        <w:numPr>
-          <w:ilvl w:val="0"/>
-          <w:numId w:val="1002"/>
-        </w:numPr>
-      </w:pPr>
-      <w:r>
-        <w:rPr>
-          <w:rFonts w:hint="eastAsia" w:ascii="宋体" w:hAnsi="宋体" w:eastAsia="宋体"/>
-        </w:rPr>
-        <w:t xml:space="preserve">《中华人民共和国国民经济和社会发展第十五个五年规划纲要》，2026</w:t>
-      </w:r>
-      <w:r>
-        <w:rPr>
-          <w:rFonts w:ascii="宋体" w:hAnsi="宋体" w:eastAsia="宋体"/>
-        </w:rPr>
-        <w:t xml:space="preserve"> </w:t>
-      </w:r>
-      <w:r>
-        <w:rPr>
-          <w:rFonts w:hint="eastAsia" w:ascii="宋体" w:hAnsi="宋体" w:eastAsia="宋体"/>
-        </w:rPr>
-        <w:t xml:space="preserve">年，关于建设现代化产业体系、制造业智能化发展、质量强国和数据安全体系建设的相关内容。</w:t>
-      </w:r>
-    </w:p>
-    <w:p>
-      <w:pPr>
-        <w:pStyle w:val="Compact"/>
-        <w:numPr>
-          <w:ilvl w:val="0"/>
-          <w:numId w:val="1002"/>
-        </w:numPr>
-      </w:pPr>
-      <w:r>
-        <w:rPr>
-          <w:rFonts w:hint="eastAsia" w:ascii="宋体" w:hAnsi="宋体" w:eastAsia="宋体"/>
-        </w:rPr>
-        <w:t xml:space="preserve">《国务院关于深入实施“人工智能+”行动的意见》（国发〔2025〕11</w:t>
-      </w:r>
-      <w:r>
-        <w:rPr>
-          <w:rFonts w:ascii="宋体" w:hAnsi="宋体" w:eastAsia="宋体"/>
-        </w:rPr>
-        <w:t xml:space="preserve"> </w:t>
-      </w:r>
-      <w:r>
-        <w:rPr>
-          <w:rFonts w:hint="eastAsia" w:ascii="宋体" w:hAnsi="宋体" w:eastAsia="宋体"/>
-        </w:rPr>
-        <w:t xml:space="preserve">号），2025</w:t>
-      </w:r>
-      <w:r>
-        <w:rPr>
-          <w:rFonts w:ascii="宋体" w:hAnsi="宋体" w:eastAsia="宋体"/>
-        </w:rPr>
-        <w:t xml:space="preserve"> </w:t>
-      </w:r>
-      <w:r>
-        <w:rPr>
-          <w:rFonts w:hint="eastAsia" w:ascii="宋体" w:hAnsi="宋体" w:eastAsia="宋体"/>
-        </w:rPr>
-        <w:t xml:space="preserve">年，关于人工智能与产业深度融合及安全可控的相关要求。</w:t>
-      </w:r>
-    </w:p>
-    <w:p>
-      <w:pPr>
-        <w:pStyle w:val="Compact"/>
-        <w:numPr>
-          <w:ilvl w:val="0"/>
-          <w:numId w:val="1002"/>
-        </w:numPr>
-      </w:pPr>
-      <w:r>
-        <w:rPr>
-          <w:rFonts w:hint="eastAsia" w:ascii="宋体" w:hAnsi="宋体" w:eastAsia="宋体"/>
-        </w:rPr>
-        <w:t xml:space="preserve">《制造业质量管理数字化实施指南》，工业和信息化部等部门，关于机器视觉、人工智能提升质量检测全面性及质量数据安全能力建设的相关内容。</w:t>
-      </w:r>
-    </w:p>
-    <w:p>
-      <w:pPr>
-        <w:pStyle w:val="Compact"/>
-        <w:numPr>
-          <w:ilvl w:val="0"/>
-          <w:numId w:val="1002"/>
-        </w:numPr>
-      </w:pPr>
-      <w:r>
-        <w:rPr>
-          <w:rFonts w:ascii="宋体" w:hAnsi="宋体" w:eastAsia="宋体"/>
-        </w:rPr>
-        <w:t xml:space="preserve">Song Kechen, Yan </w:t>
-      </w:r>
-      <w:r>
-        <w:rPr>
-          <w:rFonts w:hint="eastAsia" w:ascii="宋体" w:hAnsi="宋体" w:eastAsia="宋体"/>
-        </w:rPr>
-        <w:t xml:space="preserve">Yunhui，NEU</w:t>
-      </w:r>
-      <w:r>
-        <w:rPr>
-          <w:rFonts w:ascii="宋体" w:hAnsi="宋体" w:eastAsia="宋体"/>
-        </w:rPr>
-        <w:t xml:space="preserve"> surface defect </w:t>
-      </w:r>
-      <w:r>
-        <w:rPr>
-          <w:rFonts w:hint="eastAsia" w:ascii="宋体" w:hAnsi="宋体" w:eastAsia="宋体"/>
-        </w:rPr>
-        <w:t xml:space="preserve">database，东北大学公开数据集页面。数据集含</w:t>
-      </w:r>
-      <w:r>
-        <w:rPr>
-          <w:rFonts w:ascii="宋体" w:hAnsi="宋体" w:eastAsia="宋体"/>
-        </w:rPr>
-        <w:t xml:space="preserve"> 1,800 </w:t>
-      </w:r>
-      <w:r>
-        <w:rPr>
-          <w:rFonts w:hint="eastAsia" w:ascii="宋体" w:hAnsi="宋体" w:eastAsia="宋体"/>
-        </w:rPr>
-        <w:t xml:space="preserve">张热轧钢带表面缺陷图像、6</w:t>
-      </w:r>
-      <w:r>
-        <w:rPr>
-          <w:rFonts w:ascii="宋体" w:hAnsi="宋体" w:eastAsia="宋体"/>
-        </w:rPr>
-        <w:t xml:space="preserve"> </w:t>
-      </w:r>
-      <w:r>
-        <w:rPr>
-          <w:rFonts w:hint="eastAsia" w:ascii="宋体" w:hAnsi="宋体" w:eastAsia="宋体"/>
-        </w:rPr>
-        <w:t xml:space="preserve">类缺陷；使用时应遵守发布方许可与引用要求。</w:t>
-      </w:r>
-    </w:p>
-    <w:bookmarkEnd w:id="59"/>
-    <w:bookmarkStart w:id="60" w:name="X72497e7902039fc387ab07cdd7b2ae3569b25fe"/>
-    <w:p>
-      <w:pPr>
-        <w:pStyle w:val="Heading2"/>
-      </w:pPr>
-      <w:r>
-        <w:rPr>
-          <w:rFonts w:ascii="宋体" w:hAnsi="宋体" w:eastAsia="宋体"/>
-        </w:rPr>
-        <w:t xml:space="preserve">2. </w:t>
-      </w:r>
-      <w:r>
-        <w:rPr>
-          <w:rFonts w:hint="eastAsia" w:ascii="宋体" w:hAnsi="宋体" w:eastAsia="宋体"/>
-        </w:rPr>
-        <w:t xml:space="preserve">提交前必须核验的事实</w:t>
-      </w:r>
-    </w:p>
-    <w:p>
-      <w:pPr>
-        <w:pStyle w:val="Compact"/>
-        <w:numPr>
-          <w:ilvl w:val="0"/>
-          <w:numId w:val="1003"/>
-        </w:numPr>
-      </w:pPr>
-      <w:r>
-        <w:rPr>
-          <w:rFonts w:hint="eastAsia" w:ascii="宋体" w:hAnsi="宋体" w:eastAsia="宋体"/>
-        </w:rPr>
-        <w:t xml:space="preserve">团队实际原型功能、实验结果、代码权属及公开数据使用许可；</w:t>
-      </w:r>
-    </w:p>
-    <w:p>
-      <w:pPr>
-        <w:pStyle w:val="Compact"/>
-        <w:numPr>
-          <w:ilvl w:val="0"/>
-          <w:numId w:val="1003"/>
-        </w:numPr>
-      </w:pPr>
-      <w:r>
-        <w:rPr>
-          <w:rFonts w:hint="eastAsia" w:ascii="宋体" w:hAnsi="宋体" w:eastAsia="宋体"/>
-        </w:rPr>
-        <w:t xml:space="preserve">任何企业访谈、数据授权、保密协议、意向或</w:t>
-      </w:r>
-      <w:r>
-        <w:rPr>
-          <w:rFonts w:ascii="宋体" w:hAnsi="宋体" w:eastAsia="宋体"/>
-        </w:rPr>
-        <w:t xml:space="preserve"> POC </w:t>
-      </w:r>
-      <w:r>
-        <w:rPr>
-          <w:rFonts w:hint="eastAsia" w:ascii="宋体" w:hAnsi="宋体" w:eastAsia="宋体"/>
-        </w:rPr>
-        <w:t xml:space="preserve">合同；</w:t>
-      </w:r>
-    </w:p>
-    <w:p>
-      <w:pPr>
-        <w:pStyle w:val="Compact"/>
-        <w:numPr>
-          <w:ilvl w:val="0"/>
-          <w:numId w:val="1003"/>
-        </w:numPr>
-      </w:pPr>
-      <w:r>
-        <w:rPr>
-          <w:rFonts w:hint="eastAsia" w:ascii="宋体" w:hAnsi="宋体" w:eastAsia="宋体"/>
-        </w:rPr>
-        <w:t xml:space="preserve">主体经营范围、合同与开票安排、数据处理责任；</w:t>
-      </w:r>
-    </w:p>
-    <w:p>
-      <w:pPr>
-        <w:pStyle w:val="Compact"/>
-        <w:numPr>
-          <w:ilvl w:val="0"/>
-          <w:numId w:val="1003"/>
-        </w:numPr>
-      </w:pPr>
-      <w:r>
-        <w:rPr>
-          <w:rFonts w:hint="eastAsia" w:ascii="宋体" w:hAnsi="宋体" w:eastAsia="宋体"/>
-        </w:rPr>
-        <w:t xml:space="preserve">真实工时、供应商询价、报价单、成本台账与资金来源；</w:t>
-      </w:r>
-    </w:p>
-    <w:p>
-      <w:pPr>
-        <w:pStyle w:val="Compact"/>
-        <w:numPr>
-          <w:ilvl w:val="0"/>
-          <w:numId w:val="1003"/>
-        </w:numPr>
-      </w:pPr>
-      <w:r>
-        <w:rPr>
-          <w:rFonts w:hint="eastAsia" w:ascii="宋体" w:hAnsi="宋体" w:eastAsia="宋体"/>
-        </w:rPr>
-        <w:t xml:space="preserve">竞赛匿名要求：提交版应按通知删除学校名称、标识和指导教师姓名。</w:t>
-      </w:r>
-    </w:p>
-    <w:bookmarkEnd w:id="60"/>
-    <w:bookmarkEnd w:id="61"/>
     <w:sectPr>
       <w:footnotePr>
         <w:numRestart w:val="eachSect"/>
@@ -6874,66 +6932,6 @@
     <w:abstractNumId w:val="990"/>
   </w:num>
   <w:num w:numId="1001">
-    <w:abstractNumId w:val="99411"/>
-    <w:lvlOverride w:ilvl="0">
-      <w:startOverride w:val="1"/>
-    </w:lvlOverride>
-    <w:lvlOverride w:ilvl="1">
-      <w:startOverride w:val="1"/>
-    </w:lvlOverride>
-    <w:lvlOverride w:ilvl="2">
-      <w:startOverride w:val="1"/>
-    </w:lvlOverride>
-    <w:lvlOverride w:ilvl="3">
-      <w:startOverride w:val="1"/>
-    </w:lvlOverride>
-    <w:lvlOverride w:ilvl="4">
-      <w:startOverride w:val="1"/>
-    </w:lvlOverride>
-    <w:lvlOverride w:ilvl="5">
-      <w:startOverride w:val="1"/>
-    </w:lvlOverride>
-    <w:lvlOverride w:ilvl="6">
-      <w:startOverride w:val="1"/>
-    </w:lvlOverride>
-    <w:lvlOverride w:ilvl="7">
-      <w:startOverride w:val="1"/>
-    </w:lvlOverride>
-    <w:lvlOverride w:ilvl="8">
-      <w:startOverride w:val="1"/>
-    </w:lvlOverride>
-  </w:num>
-  <w:num w:numId="1002">
-    <w:abstractNumId w:val="99411"/>
-    <w:lvlOverride w:ilvl="0">
-      <w:startOverride w:val="1"/>
-    </w:lvlOverride>
-    <w:lvlOverride w:ilvl="1">
-      <w:startOverride w:val="1"/>
-    </w:lvlOverride>
-    <w:lvlOverride w:ilvl="2">
-      <w:startOverride w:val="1"/>
-    </w:lvlOverride>
-    <w:lvlOverride w:ilvl="3">
-      <w:startOverride w:val="1"/>
-    </w:lvlOverride>
-    <w:lvlOverride w:ilvl="4">
-      <w:startOverride w:val="1"/>
-    </w:lvlOverride>
-    <w:lvlOverride w:ilvl="5">
-      <w:startOverride w:val="1"/>
-    </w:lvlOverride>
-    <w:lvlOverride w:ilvl="6">
-      <w:startOverride w:val="1"/>
-    </w:lvlOverride>
-    <w:lvlOverride w:ilvl="7">
-      <w:startOverride w:val="1"/>
-    </w:lvlOverride>
-    <w:lvlOverride w:ilvl="8">
-      <w:startOverride w:val="1"/>
-    </w:lvlOverride>
-  </w:num>
-  <w:num w:numId="1003">
     <w:abstractNumId w:val="99411"/>
     <w:lvlOverride w:ilvl="0">
       <w:startOverride w:val="1"/>
